--- a/chuyenDe/word/reference-writing.docx
+++ b/chuyenDe/word/reference-writing.docx
@@ -130,9 +130,9 @@
           <v:path o:extrusionok="f" gradientshapeok="t" o:connecttype="rect"/>
           <o:lock v:ext="edit" aspectratio="t"/>
         </v:shapetype>
-        <v:shape id="WatermarkLogo" o:spid="_x0000_s2049" type="#_x0000_t75" style="position:absolute;margin-left:0;margin-top:0;width:450pt;height:450pt;z-index:-251654144;                       mso-position-horizontal:center;mso-position-horizontal-relative:page;                       mso-position-vertical:center;mso-position-vertical-relative:page" o:allowincell="f" stroked="f">
-          <v:fill opacity="0.08"/>
-          <v:imagedata r:id="rId1" o:title="logoTF"/>
+        <v:shape id="WatermarkLogo" o:spid="_x0000_s2049" type="#_x0000_t75" style="position:absolute;margin-left:0;margin-top:0;width:450pt;height:450pt;z-index:-251654144;                       mso-position-horizontal:center;mso-position-horizontal-relative:page;                       mso-position-vertical:center;mso-position-vertical-relative:page;                       opacity:.03" o:allowincell="f" stroked="f">
+          <v:fill opacity=".03" o:opacity2=".03"/>
+          <v:imagedata r:id="rId1" o:title="logoTF" gain="19661f" blacklevel="22938f"/>
         </v:shape>
       </w:pict>
     </w:r>
@@ -245,9 +245,9 @@
           <v:path o:extrusionok="f" gradientshapeok="t" o:connecttype="rect"/>
           <o:lock v:ext="edit" aspectratio="t"/>
         </v:shapetype>
-        <v:shape id="WatermarkLogo" o:spid="_x0000_s2049" type="#_x0000_t75" style="position:absolute;margin-left:0;margin-top:0;width:450pt;height:450pt;z-index:-251654144;                       mso-position-horizontal:center;mso-position-horizontal-relative:page;                       mso-position-vertical:center;mso-position-vertical-relative:page" o:allowincell="f" stroked="f">
-          <v:fill opacity="0.08"/>
-          <v:imagedata r:id="rId1" o:title="logoTF"/>
+        <v:shape id="WatermarkLogo" o:spid="_x0000_s2049" type="#_x0000_t75" style="position:absolute;margin-left:0;margin-top:0;width:450pt;height:450pt;z-index:-251654144;                       mso-position-horizontal:center;mso-position-horizontal-relative:page;                       mso-position-vertical:center;mso-position-vertical-relative:page;                       opacity:.03" o:allowincell="f" stroked="f">
+          <v:fill opacity=".03" o:opacity2=".03"/>
+          <v:imagedata r:id="rId1" o:title="logoTF" gain="19661f" blacklevel="22938f"/>
         </v:shape>
       </w:pict>
     </w:r>

--- a/chuyenDe/word/reference-writing.docx
+++ b/chuyenDe/word/reference-writing.docx
@@ -282,7 +282,7 @@
           </w:pPr>
           <w:r>
             <w:rPr>
-              <w:rFonts w:ascii="UTM Impact" w:hAnsi="UTM Impact" w:cs="UTM Impact"/>
+              <w:rFonts w:ascii="Impact" w:hAnsi="Impact" w:cs="Impact"/>
               <w:color w:val="FFFFFF"/>
               <w:sz w:val="144"/>
               <w:b/>
@@ -379,7 +379,7 @@
   <w:docDefaults>
     <w:rPrDefault>
       <w:rPr>
-        <w:rFonts w:ascii="Latin Modern Roman" w:hAnsi="Latin Modern Roman" w:cs="Latin Modern Roman"/>
+        <w:rFonts w:ascii="Georgia" w:hAnsi="Georgia" w:cs="Georgia"/>
         <w:sz w:val="24"/>
       </w:rPr>
     </w:rPrDefault>
@@ -392,6 +392,10 @@
   <w:style w:type="paragraph" w:default="1" w:styleId="Normal">
     <w:name w:val="Normal"/>
     <w:qFormat/>
+    <w:rPr>
+      <w:rFonts w:ascii="Georgia" w:hAnsi="Georgia" w:cs="Georgia"/>
+      <w:sz w:val="24"/>
+    </w:rPr>
   </w:style>
   <w:style w:type="paragraph" w:styleId="Heading1">
     <w:name w:val="heading 1"/>
@@ -607,7 +611,7 @@
         <a:latin typeface="Latin Modern Sans"/>
       </a:majorFont>
       <a:minorFont>
-        <a:latin typeface="Latin Modern Roman"/>
+        <a:latin typeface="Georgia"/>
       </a:minorFont>
     </a:fontScheme>
     <a:fmtScheme name="Office"/>

--- a/chuyenDe/word/reference-writing.docx
+++ b/chuyenDe/word/reference-writing.docx
@@ -34,6 +34,7 @@
     <w:sectPr>
       <w:headerReference w:type="default" r:id="rId1"/>
       <w:headerReference w:type="first" r:id="rId2"/>
+      <w:footerReference w:type="first" r:id="rId3"/>
       <w:footerReference w:type="default" r:id="rId3"/>
       <w:titlePg/>
       <w:pgSz w:w="12240" w:h="15840"/>
@@ -47,7 +48,9 @@
 <w:ftr xmlns:w="http://schemas.openxmlformats.org/wordprocessingml/2006/main">
   <w:tbl>
     <w:tblPr>
-      <w:tblW w:w="5000" w:type="pct"/>
+      <w:tblW w:w="12240" w:type="dxa"/>
+      <w:tblInd w:w="-1134" w:type="dxa"/>
+      <w:tblLayout w:type="fixed"/>
       <w:tblBorders>
         <w:top w:val="nil"/>
         <w:left w:val="nil"/>
@@ -58,7 +61,7 @@
       </w:tblBorders>
     </w:tblPr>
     <w:tblGrid>
-      <w:gridCol w:w="5000"/>
+      <w:gridCol w:w="12240"/>
     </w:tblGrid>
     <w:tr>
       <w:trPr>
@@ -77,17 +80,51 @@
             <w:jc w:val="center"/>
             <w:spacing w:before="0" w:after="0"/>
           </w:pPr>
-          <w:fldSimple w:instr=" PAGE ">
-            <w:r>
-              <w:rPr>
-                <w:rFonts w:ascii="Latin Modern Sans" w:hAnsi="Latin Modern Sans" w:cs="Latin Modern Sans"/>
-                <w:color w:val="E52B20"/>
-                <w:b/>
-                <w:sz w:val="28"/>
-              </w:rPr>
-              <w:t>1</w:t>
-            </w:r>
-          </w:fldSimple>
+          <w:r>
+            <w:rPr>
+              <w:rFonts w:ascii="Latin Modern Sans" w:hAnsi="Latin Modern Sans" w:cs="Latin Modern Sans"/>
+              <w:color w:val="E52B20"/>
+              <w:b/>
+              <w:sz w:val="28"/>
+            </w:rPr>
+            <w:fldChar w:fldCharType="begin"/>
+          </w:r>
+          <w:r>
+            <w:rPr>
+              <w:rFonts w:ascii="Latin Modern Sans" w:hAnsi="Latin Modern Sans" w:cs="Latin Modern Sans"/>
+              <w:color w:val="E52B20"/>
+              <w:b/>
+              <w:sz w:val="28"/>
+            </w:rPr>
+            <w:instrText xml:space="preserve"> PAGE </w:instrText>
+          </w:r>
+          <w:r>
+            <w:rPr>
+              <w:rFonts w:ascii="Latin Modern Sans" w:hAnsi="Latin Modern Sans" w:cs="Latin Modern Sans"/>
+              <w:color w:val="E52B20"/>
+              <w:b/>
+              <w:sz w:val="28"/>
+            </w:rPr>
+            <w:fldChar w:fldCharType="separate"/>
+          </w:r>
+          <w:r>
+            <w:rPr>
+              <w:rFonts w:ascii="Latin Modern Sans" w:hAnsi="Latin Modern Sans" w:cs="Latin Modern Sans"/>
+              <w:color w:val="E52B20"/>
+              <w:b/>
+              <w:sz w:val="28"/>
+            </w:rPr>
+            <w:t>1</w:t>
+          </w:r>
+          <w:r>
+            <w:rPr>
+              <w:rFonts w:ascii="Latin Modern Sans" w:hAnsi="Latin Modern Sans" w:cs="Latin Modern Sans"/>
+              <w:color w:val="E52B20"/>
+              <w:b/>
+              <w:sz w:val="28"/>
+            </w:rPr>
+            <w:fldChar w:fldCharType="end"/>
+          </w:r>
         </w:p>
       </w:tc>
     </w:tr>
@@ -108,38 +145,11 @@
 
 <file path=word/header1.xml><?xml version="1.0" encoding="utf-8"?>
 <w:hdr xmlns:w="http://schemas.openxmlformats.org/wordprocessingml/2006/main" xmlns:r="http://schemas.openxmlformats.org/officeDocument/2006/relationships" xmlns:v="urn:schemas-microsoft-com:vml" xmlns:o="urn:schemas-microsoft-com:office:office">
-  <w:p>
-    <w:r>
-      <w:pict>
-        <v:shapetype id="_x0000_t75" coordsize="21600,21600" o:spt="75" o:preferrelative="t" path="m@4@5l@4@11@9@11@9@5xe" filled="t" stroked="f">
-          <v:stroke joinstyle="miter"/>
-          <v:formulas>
-            <v:f eqn="if lineDrawn pixelLineWidth 0"/>
-            <v:f eqn="sum @0 1 0"/>
-            <v:f eqn="sum 0 0 @1"/>
-            <v:f eqn="prod @2 1 2"/>
-            <v:f eqn="prod @3 21600 pixelWidth"/>
-            <v:f eqn="prod @3 21600 pixelHeight"/>
-            <v:f eqn="sum @0 0 1"/>
-            <v:f eqn="prod @6 1 2"/>
-            <v:f eqn="prod @7 21600 pixelWidth"/>
-            <v:f eqn="sum @8 21600 0"/>
-            <v:f eqn="prod @7 21600 pixelHeight"/>
-            <v:f eqn="sum @10 21600 0"/>
-          </v:formulas>
-          <v:path o:extrusionok="f" gradientshapeok="t" o:connecttype="rect"/>
-          <o:lock v:ext="edit" aspectratio="t"/>
-        </v:shapetype>
-        <v:shape id="WatermarkLogo" o:spid="_x0000_s2049" type="#_x0000_t75" style="position:absolute;margin-left:0;margin-top:0;width:450pt;height:450pt;z-index:-251654144;                       mso-position-horizontal:center;mso-position-horizontal-relative:page;                       mso-position-vertical:center;mso-position-vertical-relative:page;                       opacity:.03" o:allowincell="f" stroked="f">
-          <v:fill opacity=".03" o:opacity2=".03"/>
-          <v:imagedata r:id="rId1" o:title="logoTF" gain="19661f" blacklevel="22938f"/>
-        </v:shape>
-      </w:pict>
-    </w:r>
-  </w:p>
   <w:tbl>
     <w:tblPr>
-      <w:tblW w:w="5000" w:type="pct"/>
+      <w:tblW w:w="12240" w:type="dxa"/>
+      <w:tblInd w:w="-1134" w:type="dxa"/>
+      <w:tblLayout w:type="fixed"/>
       <w:tblBorders>
         <w:top w:val="nil"/>
         <w:left w:val="nil"/>
@@ -150,7 +160,7 @@
       </w:tblBorders>
     </w:tblPr>
     <w:tblGrid>
-      <w:gridCol w:w="5000"/>
+      <w:gridCol w:w="12240"/>
     </w:tblGrid>
     <w:tr>
       <w:trPr>
@@ -218,11 +228,6 @@
       </w:tc>
     </w:tr>
   </w:tbl>
-</w:hdr>
-</file>
-
-<file path=word/header2.xml><?xml version="1.0" encoding="utf-8"?>
-<w:hdr xmlns:w="http://schemas.openxmlformats.org/wordprocessingml/2006/main" xmlns:r="http://schemas.openxmlformats.org/officeDocument/2006/relationships" xmlns:v="urn:schemas-microsoft-com:vml" xmlns:o="urn:schemas-microsoft-com:office:office">
   <w:p>
     <w:r>
       <w:pict>
@@ -252,9 +257,16 @@
       </w:pict>
     </w:r>
   </w:p>
+</w:hdr>
+</file>
+
+<file path=word/header2.xml><?xml version="1.0" encoding="utf-8"?>
+<w:hdr xmlns:w="http://schemas.openxmlformats.org/wordprocessingml/2006/main" xmlns:r="http://schemas.openxmlformats.org/officeDocument/2006/relationships" xmlns:v="urn:schemas-microsoft-com:vml" xmlns:o="urn:schemas-microsoft-com:office:office">
   <w:tbl>
     <w:tblPr>
-      <w:tblW w:w="5000" w:type="pct"/>
+      <w:tblW w:w="12240" w:type="dxa"/>
+      <w:tblInd w:w="-1134" w:type="dxa"/>
+      <w:tblLayout w:type="fixed"/>
       <w:tblBorders>
         <w:top w:val="nil"/>
         <w:left w:val="nil"/>
@@ -265,7 +277,7 @@
       </w:tblBorders>
     </w:tblPr>
     <w:tblGrid>
-      <w:gridCol w:w="5000"/>
+      <w:gridCol w:w="12240"/>
     </w:tblGrid>
     <w:tr>
       <w:trPr>
@@ -313,7 +325,8 @@
         </w:tcPr>
         <w:tbl>
           <w:tblPr>
-            <w:tblW w:w="5000" w:type="pct"/>
+            <w:tblW w:w="12240" w:type="dxa"/>
+            <w:tblLayout w:type="fixed"/>
             <w:tblBorders>
               <w:top w:val="nil"/>
               <w:left w:val="nil"/>
@@ -324,13 +337,17 @@
             </w:tblBorders>
           </w:tblPr>
           <w:tblGrid>
-            <w:gridCol w:w="2500"/>
-            <w:gridCol w:w="2500"/>
+            <w:gridCol w:w="6120"/>
+            <w:gridCol w:w="6120"/>
           </w:tblGrid>
           <w:tr>
             <w:tc>
               <w:tcPr>
                 <w:shd w:val="clear" w:color="auto" w:fill="E52B20"/>
+                <w:tcMar>
+                  <w:left w:w="1134" w:type="dxa"/>
+                  <w:right w:w="240" w:type="dxa"/>
+                </w:tcMar>
               </w:tcPr>
               <w:p>
                 <w:pPr>
@@ -350,6 +367,10 @@
             <w:tc>
               <w:tcPr>
                 <w:shd w:val="clear" w:color="auto" w:fill="E52B20"/>
+                <w:tcMar>
+                  <w:left w:w="240" w:type="dxa"/>
+                  <w:right w:w="1134" w:type="dxa"/>
+                </w:tcMar>
               </w:tcPr>
               <w:p>
                 <w:pPr>
@@ -371,6 +392,35 @@
       </w:tc>
     </w:tr>
   </w:tbl>
+  <w:p>
+    <w:r>
+      <w:pict>
+        <v:shapetype id="_x0000_t75" coordsize="21600,21600" o:spt="75" o:preferrelative="t" path="m@4@5l@4@11@9@11@9@5xe" filled="t" stroked="f">
+          <v:stroke joinstyle="miter"/>
+          <v:formulas>
+            <v:f eqn="if lineDrawn pixelLineWidth 0"/>
+            <v:f eqn="sum @0 1 0"/>
+            <v:f eqn="sum 0 0 @1"/>
+            <v:f eqn="prod @2 1 2"/>
+            <v:f eqn="prod @3 21600 pixelWidth"/>
+            <v:f eqn="prod @3 21600 pixelHeight"/>
+            <v:f eqn="sum @0 0 1"/>
+            <v:f eqn="prod @6 1 2"/>
+            <v:f eqn="prod @7 21600 pixelWidth"/>
+            <v:f eqn="sum @8 21600 0"/>
+            <v:f eqn="prod @7 21600 pixelHeight"/>
+            <v:f eqn="sum @10 21600 0"/>
+          </v:formulas>
+          <v:path o:extrusionok="f" gradientshapeok="t" o:connecttype="rect"/>
+          <o:lock v:ext="edit" aspectratio="t"/>
+        </v:shapetype>
+        <v:shape id="WatermarkLogo" o:spid="_x0000_s2049" type="#_x0000_t75" style="position:absolute;margin-left:0;margin-top:0;width:450pt;height:450pt;z-index:-251654144;                       mso-position-horizontal:center;mso-position-horizontal-relative:page;                       mso-position-vertical:center;mso-position-vertical-relative:page;                       opacity:.03" o:allowincell="f" stroked="f">
+          <v:fill opacity=".03" o:opacity2=".03"/>
+          <v:imagedata r:id="rId1" o:title="logoTF" gain="19661f" blacklevel="22938f"/>
+        </v:shape>
+      </w:pict>
+    </w:r>
+  </w:p>
 </w:hdr>
 </file>
 

--- a/chuyenDe/word/reference-writing.docx
+++ b/chuyenDe/word/reference-writing.docx
@@ -612,6 +612,37 @@
       <w:sz w:val="24"/>
     </w:rPr>
   </w:style>
+  <w:style w:type="table" w:styleId="CDVocabTable">
+    <w:name w:val="CDVocabTable"/>
+    <w:basedOn w:val="TableNormal"/>
+    <w:tblPr>
+      <w:tblW w:w="5000" w:type="pct"/>
+      <w:tblBorders>
+        <w:top w:val="single" w:sz="10" w:space="0" w:color="BFBFBF"/>
+        <w:left w:val="single" w:sz="10" w:space="0" w:color="BFBFBF"/>
+        <w:bottom w:val="single" w:sz="10" w:space="0" w:color="BFBFBF"/>
+        <w:right w:val="single" w:sz="10" w:space="0" w:color="BFBFBF"/>
+        <w:insideH w:val="single" w:sz="8" w:space="0" w:color="D0D0D0"/>
+        <w:insideV w:val="single" w:sz="8" w:space="0" w:color="D0D0D0"/>
+      </w:tblBorders>
+      <w:tblCellMar>
+        <w:top w:w="80" w:type="dxa"/>
+        <w:left w:w="120" w:type="dxa"/>
+        <w:bottom w:w="80" w:type="dxa"/>
+        <w:right w:w="120" w:type="dxa"/>
+      </w:tblCellMar>
+    </w:tblPr>
+    <w:tblStylePr w:type="firstRow">
+      <w:tcPr>
+        <w:shd w:val="clear" w:color="auto" w:fill="1F4E79"/>
+      </w:tcPr>
+      <w:rPr>
+        <w:rFonts w:ascii="Latin Modern Sans" w:hAnsi="Latin Modern Sans" w:cs="Latin Modern Sans"/>
+        <w:b/>
+        <w:color w:val="FFFFFF"/>
+      </w:rPr>
+    </w:tblStylePr>
+  </w:style>
 </w:styles>
 </file>
 

--- a/chuyenDe/word/reference-writing.docx
+++ b/chuyenDe/word/reference-writing.docx
@@ -617,6 +617,7 @@
     <w:basedOn w:val="TableNormal"/>
     <w:tblPr>
       <w:tblW w:w="5000" w:type="pct"/>
+      <w:tblLayout w:type="autofit"/>
       <w:tblBorders>
         <w:top w:val="single" w:sz="10" w:space="0" w:color="BFBFBF"/>
         <w:left w:val="single" w:sz="10" w:space="0" w:color="BFBFBF"/>

--- a/chuyenDe/word/reference-writing.docx
+++ b/chuyenDe/word/reference-writing.docx
@@ -442,6 +442,9 @@
   <w:style w:type="paragraph" w:default="1" w:styleId="Normal">
     <w:name w:val="Normal"/>
     <w:qFormat/>
+    <w:pPr>
+      <w:spacing w:after="120"/>
+    </w:pPr>
     <w:rPr>
       <w:rFonts w:ascii="Georgia" w:hAnsi="Georgia" w:cs="Georgia"/>
       <w:sz w:val="24"/>
@@ -598,18 +601,29 @@
     <w:basedOn w:val="Normal"/>
     <w:qFormat/>
     <w:pPr>
-      <w:spacing w:before="120" w:after="120"/>
+      <w:spacing w:before="120" w:after="120" w:line="276" w:lineRule="auto"/>
       <w:pBdr>
-        <w:left w:val="single" w:sz="24" w:space="2" w:color="7A1FA2"/>
+        <w:left w:val="single" w:sz="24" w:space="6" w:color="7A1FA2"/>
       </w:pBdr>
       <w:shd w:val="clear" w:color="auto" w:fill="F6F0FA"/>
-      <w:ind w:left="240"/>
+      <w:ind w:left="360" w:right="240"/>
     </w:pPr>
     <w:rPr>
       <w:rFonts w:ascii="Latin Modern Sans" w:hAnsi="Latin Modern Sans" w:cs="Latin Modern Sans"/>
       <w:b/>
       <w:color w:val="7A1FA2"/>
       <w:sz w:val="24"/>
+    </w:rPr>
+  </w:style>
+  <w:style w:type="paragraph" w:styleId="CDQuestion">
+    <w:name w:val="CDQuestion"/>
+    <w:basedOn w:val="Normal"/>
+    <w:qFormat/>
+    <w:pPr>
+      <w:spacing w:before="0" w:after="0"/>
+    </w:pPr>
+    <w:rPr>
+      <w:rFonts w:ascii="Georgia" w:hAnsi="Georgia" w:cs="Georgia"/>
     </w:rPr>
   </w:style>
   <w:style w:type="table" w:styleId="CDVocabTable">
@@ -617,6 +631,7 @@
     <w:basedOn w:val="TableNormal"/>
     <w:tblPr>
       <w:tblW w:w="5000" w:type="pct"/>
+      <w:tblInd w:w="240" w:type="dxa"/>
       <w:tblLayout w:type="autofit"/>
       <w:tblBorders>
         <w:top w:val="single" w:sz="10" w:space="0" w:color="BFBFBF"/>
@@ -641,6 +656,35 @@
         <w:rFonts w:ascii="Latin Modern Sans" w:hAnsi="Latin Modern Sans" w:cs="Latin Modern Sans"/>
         <w:b/>
         <w:color w:val="FFFFFF"/>
+      </w:rPr>
+    </w:tblStylePr>
+  </w:style>
+  <w:style w:type="table" w:styleId="CDOptionTable">
+    <w:name w:val="CDOptionTable"/>
+    <w:basedOn w:val="TableNormal"/>
+    <w:tblPr>
+      <w:tblW w:w="3200" w:type="pct"/>
+      <w:jc w:val="center"/>
+      <w:tblBorders>
+        <w:top w:val="single" w:sz="10" w:space="0" w:color="1F4E79"/>
+        <w:left w:val="single" w:sz="10" w:space="0" w:color="1F4E79"/>
+        <w:bottom w:val="single" w:sz="10" w:space="0" w:color="1F4E79"/>
+        <w:right w:val="single" w:sz="10" w:space="0" w:color="1F4E79"/>
+        <w:insideH w:val="single" w:sz="6" w:space="0" w:color="D0D0D0"/>
+        <w:insideV w:val="single" w:sz="6" w:space="0" w:color="D0D0D0"/>
+      </w:tblBorders>
+      <w:tblCellMar>
+        <w:top w:w="80" w:type="dxa"/>
+        <w:left w:w="120" w:type="dxa"/>
+        <w:bottom w:w="80" w:type="dxa"/>
+        <w:right w:w="120" w:type="dxa"/>
+      </w:tblCellMar>
+    </w:tblPr>
+    <w:tblStylePr w:type="firstColumn">
+      <w:rPr>
+        <w:rFonts w:ascii="Latin Modern Sans" w:hAnsi="Latin Modern Sans" w:cs="Latin Modern Sans"/>
+        <w:b/>
+        <w:color w:val="1F4E79"/>
       </w:rPr>
     </w:tblStylePr>
   </w:style>

--- a/chuyenDe/word/reference-writing.docx
+++ b/chuyenDe/word/reference-writing.docx
@@ -688,6 +688,39 @@
       </w:rPr>
     </w:tblStylePr>
   </w:style>
+  <w:style w:type="table" w:styleId="CDAnswerTable">
+    <w:name w:val="CDAnswerTable"/>
+    <w:basedOn w:val="TableNormal"/>
+    <w:tblPr>
+      <w:tblW w:w="5000" w:type="pct"/>
+      <w:tblInd w:w="240" w:type="dxa"/>
+      <w:tblLayout w:type="autofit"/>
+      <w:tblBorders>
+        <w:top w:val="single" w:sz="10" w:space="0" w:color="BFBFBF"/>
+        <w:left w:val="single" w:sz="10" w:space="0" w:color="BFBFBF"/>
+        <w:bottom w:val="single" w:sz="10" w:space="0" w:color="BFBFBF"/>
+        <w:right w:val="single" w:sz="10" w:space="0" w:color="BFBFBF"/>
+        <w:insideH w:val="single" w:sz="8" w:space="0" w:color="D0D0D0"/>
+        <w:insideV w:val="single" w:sz="8" w:space="0" w:color="D0D0D0"/>
+      </w:tblBorders>
+      <w:tblCellMar>
+        <w:top w:w="80" w:type="dxa"/>
+        <w:left w:w="120" w:type="dxa"/>
+        <w:bottom w:w="80" w:type="dxa"/>
+        <w:right w:w="120" w:type="dxa"/>
+      </w:tblCellMar>
+    </w:tblPr>
+    <w:tblStylePr w:type="firstRow">
+      <w:tcPr>
+        <w:shd w:val="clear" w:color="auto" w:fill="1F4E79"/>
+      </w:tcPr>
+      <w:rPr>
+        <w:rFonts w:ascii="Latin Modern Sans" w:hAnsi="Latin Modern Sans" w:cs="Latin Modern Sans"/>
+        <w:b/>
+        <w:color w:val="FFFFFF"/>
+      </w:rPr>
+    </w:tblStylePr>
+  </w:style>
 </w:styles>
 </file>
 

--- a/chuyenDe/word/reference-writing.docx
+++ b/chuyenDe/word/reference-writing.docx
@@ -688,6 +688,42 @@
       </w:rPr>
     </w:tblStylePr>
   </w:style>
+  <w:style w:type="table" w:styleId="CDChoiceTable">
+    <w:name w:val="CDChoiceTable"/>
+    <w:basedOn w:val="TableNormal"/>
+    <w:tblPr>
+      <w:tblW w:w="5000" w:type="pct"/>
+      <w:tblInd w:w="240" w:type="dxa"/>
+      <w:tblLayout w:type="autofit"/>
+      <w:tblBorders>
+        <w:top w:val="single" w:sz="10" w:space="0" w:color="1F4E79"/>
+        <w:left w:val="single" w:sz="10" w:space="0" w:color="1F4E79"/>
+        <w:bottom w:val="single" w:sz="10" w:space="0" w:color="1F4E79"/>
+        <w:right w:val="single" w:sz="10" w:space="0" w:color="1F4E79"/>
+        <w:insideH w:val="single" w:sz="6" w:space="0" w:color="D0D0D0"/>
+        <w:insideV w:val="single" w:sz="6" w:space="0" w:color="D0D0D0"/>
+      </w:tblBorders>
+      <w:tblCellMar>
+        <w:top w:w="80" w:type="dxa"/>
+        <w:left w:w="120" w:type="dxa"/>
+        <w:bottom w:w="80" w:type="dxa"/>
+        <w:right w:w="120" w:type="dxa"/>
+      </w:tblCellMar>
+    </w:tblPr>
+    <w:tblStylePr w:type="firstColumn">
+      <w:rPr>
+        <w:rFonts w:ascii="Latin Modern Sans" w:hAnsi="Latin Modern Sans" w:cs="Latin Modern Sans"/>
+        <w:b/>
+        <w:color w:val="1F4E79"/>
+      </w:rPr>
+    </w:tblStylePr>
+    <w:tblStylePr w:type="firstRow">
+      <w:rPr>
+        <w:rFonts w:ascii="Latin Modern Sans" w:hAnsi="Latin Modern Sans" w:cs="Latin Modern Sans"/>
+        <w:b/>
+      </w:rPr>
+    </w:tblStylePr>
+  </w:style>
   <w:style w:type="table" w:styleId="CDAnswerTable">
     <w:name w:val="CDAnswerTable"/>
     <w:basedOn w:val="TableNormal"/>

--- a/chuyenDe/word/reference-writing.docx
+++ b/chuyenDe/word/reference-writing.docx
@@ -724,6 +724,79 @@
       </w:rPr>
     </w:tblStylePr>
   </w:style>
+  <w:style w:type="table" w:styleId="CDAnswerKeyTable">
+    <w:name w:val="CDAnswerKeyTable"/>
+    <w:basedOn w:val="TableNormal"/>
+    <w:tblPr>
+      <w:tblW w:w="5000" w:type="pct"/>
+      <w:tblInd w:w="240" w:type="dxa"/>
+      <w:tblLayout w:type="autofit"/>
+      <w:tblBorders>
+        <w:top w:val="single" w:sz="10" w:space="0" w:color="1F4E79"/>
+        <w:left w:val="single" w:sz="10" w:space="0" w:color="1F4E79"/>
+        <w:bottom w:val="single" w:sz="10" w:space="0" w:color="1F4E79"/>
+        <w:right w:val="single" w:sz="10" w:space="0" w:color="1F4E79"/>
+        <w:insideH w:val="single" w:sz="6" w:space="0" w:color="D0D0D0"/>
+        <w:insideV w:val="single" w:sz="6" w:space="0" w:color="D0D0D0"/>
+      </w:tblBorders>
+      <w:tblCellMar>
+        <w:top w:w="80" w:type="dxa"/>
+        <w:left w:w="120" w:type="dxa"/>
+        <w:bottom w:w="80" w:type="dxa"/>
+        <w:right w:w="120" w:type="dxa"/>
+      </w:tblCellMar>
+    </w:tblPr>
+    <w:tblStylePr w:type="firstRow">
+      <w:tcPr>
+        <w:shd w:val="clear" w:color="auto" w:fill="1F4E79"/>
+      </w:tcPr>
+      <w:rPr>
+        <w:rFonts w:ascii="Latin Modern Sans" w:hAnsi="Latin Modern Sans" w:cs="Latin Modern Sans"/>
+        <w:b/>
+        <w:color w:val="FFFFFF"/>
+      </w:rPr>
+    </w:tblStylePr>
+    <w:tblStylePr w:type="firstColumn">
+      <w:rPr>
+        <w:rFonts w:ascii="Latin Modern Sans" w:hAnsi="Latin Modern Sans" w:cs="Latin Modern Sans"/>
+        <w:b/>
+        <w:color w:val="1F4E79"/>
+      </w:rPr>
+    </w:tblStylePr>
+  </w:style>
+  <w:style w:type="table" w:styleId="CDReadingVocabTable">
+    <w:name w:val="CDReadingVocabTable"/>
+    <w:basedOn w:val="TableNormal"/>
+    <w:tblPr>
+      <w:tblW w:w="5000" w:type="pct"/>
+      <w:tblInd w:w="240" w:type="dxa"/>
+      <w:tblLayout w:type="autofit"/>
+      <w:tblBorders>
+        <w:top w:val="single" w:sz="10" w:space="0" w:color="BFBFBF"/>
+        <w:left w:val="single" w:sz="10" w:space="0" w:color="BFBFBF"/>
+        <w:bottom w:val="single" w:sz="10" w:space="0" w:color="BFBFBF"/>
+        <w:right w:val="single" w:sz="10" w:space="0" w:color="BFBFBF"/>
+        <w:insideH w:val="single" w:sz="8" w:space="0" w:color="D0D0D0"/>
+        <w:insideV w:val="single" w:sz="8" w:space="0" w:color="D0D0D0"/>
+      </w:tblBorders>
+      <w:tblCellMar>
+        <w:top w:w="80" w:type="dxa"/>
+        <w:left w:w="120" w:type="dxa"/>
+        <w:bottom w:w="80" w:type="dxa"/>
+        <w:right w:w="120" w:type="dxa"/>
+      </w:tblCellMar>
+    </w:tblPr>
+    <w:tblStylePr w:type="firstRow">
+      <w:tcPr>
+        <w:shd w:val="clear" w:color="auto" w:fill="1F4E79"/>
+      </w:tcPr>
+      <w:rPr>
+        <w:rFonts w:ascii="Latin Modern Sans" w:hAnsi="Latin Modern Sans" w:cs="Latin Modern Sans"/>
+        <w:b/>
+        <w:color w:val="FFFFFF"/>
+      </w:rPr>
+    </w:tblStylePr>
+  </w:style>
   <w:style w:type="table" w:styleId="CDAnswerTable">
     <w:name w:val="CDAnswerTable"/>
     <w:basedOn w:val="TableNormal"/>

--- a/chuyenDe/word/reference-writing.docx
+++ b/chuyenDe/word/reference-writing.docx
@@ -539,6 +539,25 @@
       <w:i/>
     </w:rPr>
   </w:style>
+  <w:style w:type="paragraph" w:styleId="CDListeningSection">
+    <w:name w:val="CD Listening Section"/>
+    <w:basedOn w:val="Normal"/>
+    <w:qFormat/>
+    <w:pPr>
+      <w:spacing w:before="120" w:after="160"/>
+      <w:pBdr>
+        <w:top w:val="single" w:sz="12" w:space="3" w:color="1F4E79"/>
+        <w:left w:val="single" w:sz="12" w:space="3" w:color="1F4E79"/>
+        <w:bottom w:val="single" w:sz="12" w:space="3" w:color="1F4E79"/>
+        <w:right w:val="single" w:sz="12" w:space="3" w:color="1F4E79"/>
+      </w:pBdr>
+      <w:shd w:val="clear" w:color="auto" w:fill="EBF3FA"/>
+      <w:ind w:left="240" w:right="240"/>
+    </w:pPr>
+    <w:rPr>
+      <w:rFonts w:ascii="Georgia" w:hAnsi="Georgia" w:cs="Georgia"/>
+    </w:rPr>
+  </w:style>
   <w:style w:type="paragraph" w:styleId="CDSection">
     <w:name w:val="CD Section"/>
     <w:basedOn w:val="Normal"/>
@@ -829,6 +848,42 @@
         <w:color w:val="FFFFFF"/>
       </w:rPr>
     </w:tblStylePr>
+  </w:style>
+  <w:style w:type="table" w:styleId="CDListeningSectionContainer">
+    <w:name w:val="CDListeningSectionContainer"/>
+    <w:basedOn w:val="TableNormal"/>
+    <w:tblPr>
+      <w:tblW w:w="5000" w:type="pct"/>
+      <w:tblLayout w:type="autofit"/>
+      <w:tblBorders>
+        <w:top w:val="single" w:sz="24" w:space="0" w:color="E52B20" w:shadow="1"/>
+        <w:left w:val="single" w:sz="24" w:space="0" w:color="E52B20" w:shadow="1"/>
+        <w:bottom w:val="thickThinMediumGap" w:sz="24" w:space="0" w:color="E52B20" w:shadow="1"/>
+        <w:right w:val="single" w:sz="24" w:space="0" w:color="E52B20" w:shadow="1"/>
+      </w:tblBorders>
+      <w:shd w:val="clear" w:color="auto" w:fill="D6E9F8"/>
+      <w:tblCellMar>
+        <w:top w:w="280" w:type="dxa"/>
+        <w:left w:w="280" w:type="dxa"/>
+        <w:bottom w:w="280" w:type="dxa"/>
+        <w:right w:w="280" w:type="dxa"/>
+      </w:tblCellMar>
+    </w:tblPr>
+  </w:style>
+  <w:style w:type="paragraph" w:styleId="CDListeningSectionHeader">
+    <w:name w:val="CD Listening Section Header"/>
+    <w:basedOn w:val="Heading1"/>
+    <w:qFormat/>
+    <w:pPr>
+      <w:spacing w:before="360" w:after="160"/>
+      <w:jc w:val="left"/>
+    </w:pPr>
+    <w:rPr>
+      <w:rFonts w:ascii="Latin Modern Sans" w:hAnsi="Latin Modern Sans" w:cs="Latin Modern Sans"/>
+      <w:b/>
+      <w:color w:val="1F4E79"/>
+      <w:sz w:val="34"/>
+    </w:rPr>
   </w:style>
 </w:styles>
 </file>

--- a/chuyenDe/word/reference-writing.docx
+++ b/chuyenDe/word/reference-writing.docx
@@ -856,10 +856,10 @@
       <w:tblW w:w="5000" w:type="pct"/>
       <w:tblLayout w:type="autofit"/>
       <w:tblBorders>
-        <w:top w:val="single" w:sz="24" w:space="0" w:color="E52B20" w:shadow="1"/>
-        <w:left w:val="single" w:sz="24" w:space="0" w:color="E52B20" w:shadow="1"/>
-        <w:bottom w:val="thickThinMediumGap" w:sz="24" w:space="0" w:color="E52B20" w:shadow="1"/>
-        <w:right w:val="single" w:sz="24" w:space="0" w:color="E52B20" w:shadow="1"/>
+        <w:top w:val="single" w:sz="12" w:space="0" w:color="E52B20" w:shadow="1"/>
+        <w:left w:val="single" w:sz="12" w:space="0" w:color="E52B20" w:shadow="1"/>
+        <w:bottom w:val="double" w:sz="16" w:space="0" w:color="E52B20" w:shadow="1"/>
+        <w:right w:val="single" w:sz="12" w:space="0" w:color="E52B20" w:shadow="1"/>
       </w:tblBorders>
       <w:shd w:val="clear" w:color="auto" w:fill="D6E9F8"/>
       <w:tblCellMar>
@@ -875,14 +875,14 @@
     <w:basedOn w:val="Heading1"/>
     <w:qFormat/>
     <w:pPr>
-      <w:spacing w:before="360" w:after="160"/>
-      <w:jc w:val="left"/>
+      <w:spacing w:before="240" w:after="120"/>
+      <w:jc w:val="center"/>
     </w:pPr>
     <w:rPr>
       <w:rFonts w:ascii="Latin Modern Sans" w:hAnsi="Latin Modern Sans" w:cs="Latin Modern Sans"/>
       <w:b/>
       <w:color w:val="1F4E79"/>
-      <w:sz w:val="34"/>
+      <w:sz w:val="28"/>
     </w:rPr>
   </w:style>
 </w:styles>

--- a/chuyenDe/word/reference-writing.docx
+++ b/chuyenDe/word/reference-writing.docx
@@ -582,7 +582,7 @@
     <w:basedOn w:val="Normal"/>
     <w:qFormat/>
     <w:pPr>
-      <w:spacing w:before="140" w:after="100"/>
+      <w:spacing w:before="180" w:after="120"/>
       <w:pBdr>
         <w:left w:val="single" w:sz="24" w:space="2" w:color="1F4E79"/>
       </w:pBdr>
@@ -847,6 +847,44 @@
         <w:b/>
         <w:color w:val="FFFFFF"/>
       </w:rPr>
+    </w:tblStylePr>
+  </w:style>
+  <w:style w:type="table" w:styleId="CDTranscriptTable">
+    <w:name w:val="CDTranscriptTable"/>
+    <w:basedOn w:val="TableNormal"/>
+    <w:tblPr>
+      <w:tblW w:w="5000" w:type="pct"/>
+      <w:tblInd w:w="240" w:type="dxa"/>
+      <w:tblLayout w:type="fixed"/>
+      <w:tblBorders>
+        <w:top w:val="single" w:sz="10" w:space="0" w:color="BFBFBF"/>
+        <w:left w:val="single" w:sz="10" w:space="0" w:color="BFBFBF"/>
+        <w:bottom w:val="single" w:sz="10" w:space="0" w:color="BFBFBF"/>
+        <w:right w:val="single" w:sz="10" w:space="0" w:color="BFBFBF"/>
+        <w:insideH w:val="single" w:sz="8" w:space="0" w:color="D0D0D0"/>
+        <w:insideV w:val="single" w:sz="8" w:space="0" w:color="D0D0D0"/>
+      </w:tblBorders>
+      <w:tblCellMar>
+        <w:top w:w="80" w:type="dxa"/>
+        <w:left w:w="120" w:type="dxa"/>
+        <w:bottom w:w="80" w:type="dxa"/>
+        <w:right w:w="120" w:type="dxa"/>
+      </w:tblCellMar>
+    </w:tblPr>
+    <w:tblStylePr w:type="firstRow">
+      <w:tcPr>
+        <w:shd w:val="clear" w:color="auto" w:fill="1F4E79"/>
+      </w:tcPr>
+      <w:rPr>
+        <w:rFonts w:ascii="Latin Modern Sans" w:hAnsi="Latin Modern Sans" w:cs="Latin Modern Sans"/>
+        <w:b/>
+        <w:color w:val="FFFFFF"/>
+      </w:rPr>
+    </w:tblStylePr>
+    <w:tblStylePr w:type="band1Horz">
+      <w:tcPr>
+        <w:shd w:val="clear" w:color="auto" w:fill="F5F5F5"/>
+      </w:tcPr>
     </w:tblStylePr>
   </w:style>
   <w:style w:type="table" w:styleId="CDListeningSectionContainer">

--- a/chuyenDe/word/reference-writing.docx
+++ b/chuyenDe/word/reference-writing.docx
@@ -923,6 +923,31 @@
       <w:sz w:val="28"/>
     </w:rPr>
   </w:style>
+  <w:style w:type="paragraph" w:styleId="CDTranscriptSection">
+    <w:name w:val="CD Transcript Section"/>
+    <w:basedOn w:val="Normal"/>
+    <w:qFormat/>
+    <w:pPr>
+      <w:spacing w:before="160" w:after="80"/>
+    </w:pPr>
+    <w:rPr>
+      <w:rFonts w:ascii="Latin Modern Sans" w:hAnsi="Latin Modern Sans" w:cs="Latin Modern Sans"/>
+      <w:color w:val="1F4E79"/>
+      <w:sz w:val="24"/>
+    </w:rPr>
+  </w:style>
+  <w:style w:type="paragraph" w:styleId="CDTranscriptContent">
+    <w:name w:val="CD Transcript Content"/>
+    <w:basedOn w:val="Normal"/>
+    <w:qFormat/>
+    <w:pPr>
+      <w:spacing w:before="0" w:after="120"/>
+    </w:pPr>
+    <w:rPr>
+      <w:rFonts w:ascii="Georgia" w:hAnsi="Georgia" w:cs="Georgia"/>
+      <w:sz w:val="24"/>
+    </w:rPr>
+  </w:style>
 </w:styles>
 </file>
 
